--- a/klagomål/A 3605-2025 FSC-klagomål.docx
+++ b/klagomål/A 3605-2025 FSC-klagomål.docx
@@ -662,7 +662,7 @@
     <w:r>
       <w:tab/>
       <w:tab/>
-      <w:t>2025-01-30</w:t>
+      <w:t>2025-01-31</w:t>
       <w:br/>
       <w:br/>
     </w:r>

--- a/klagomål/A 3605-2025 FSC-klagomål.docx
+++ b/klagomål/A 3605-2025 FSC-klagomål.docx
@@ -662,7 +662,7 @@
     <w:r>
       <w:tab/>
       <w:tab/>
-      <w:t>2025-01-31</w:t>
+      <w:t>2025-02-02</w:t>
       <w:br/>
       <w:br/>
     </w:r>

--- a/klagomål/A 3605-2025 FSC-klagomål.docx
+++ b/klagomål/A 3605-2025 FSC-klagomål.docx
@@ -662,7 +662,7 @@
     <w:r>
       <w:tab/>
       <w:tab/>
-      <w:t>2025-02-02</w:t>
+      <w:t>2025-02-03</w:t>
       <w:br/>
       <w:br/>
     </w:r>

--- a/klagomål/A 3605-2025 FSC-klagomål.docx
+++ b/klagomål/A 3605-2025 FSC-klagomål.docx
@@ -662,7 +662,7 @@
     <w:r>
       <w:tab/>
       <w:tab/>
-      <w:t>2025-02-03</w:t>
+      <w:t>2025-02-04</w:t>
       <w:br/>
       <w:br/>
     </w:r>

--- a/klagomål/A 3605-2025 FSC-klagomål.docx
+++ b/klagomål/A 3605-2025 FSC-klagomål.docx
@@ -662,7 +662,7 @@
     <w:r>
       <w:tab/>
       <w:tab/>
-      <w:t>2025-02-04</w:t>
+      <w:t>2025-02-05</w:t>
       <w:br/>
       <w:br/>
     </w:r>

--- a/klagomål/A 3605-2025 FSC-klagomål.docx
+++ b/klagomål/A 3605-2025 FSC-klagomål.docx
@@ -662,7 +662,7 @@
     <w:r>
       <w:tab/>
       <w:tab/>
-      <w:t>2025-02-05</w:t>
+      <w:t>2025-02-06</w:t>
       <w:br/>
       <w:br/>
     </w:r>

--- a/klagomål/A 3605-2025 FSC-klagomål.docx
+++ b/klagomål/A 3605-2025 FSC-klagomål.docx
@@ -662,7 +662,7 @@
     <w:r>
       <w:tab/>
       <w:tab/>
-      <w:t>2025-02-06</w:t>
+      <w:t>2025-02-07</w:t>
       <w:br/>
       <w:br/>
     </w:r>

--- a/klagomål/A 3605-2025 FSC-klagomål.docx
+++ b/klagomål/A 3605-2025 FSC-klagomål.docx
@@ -662,7 +662,7 @@
     <w:r>
       <w:tab/>
       <w:tab/>
-      <w:t>2025-02-07</w:t>
+      <w:t>2025-02-08</w:t>
       <w:br/>
       <w:br/>
     </w:r>

--- a/klagomål/A 3605-2025 FSC-klagomål.docx
+++ b/klagomål/A 3605-2025 FSC-klagomål.docx
@@ -662,7 +662,7 @@
     <w:r>
       <w:tab/>
       <w:tab/>
-      <w:t>2025-02-08</w:t>
+      <w:t>2025-02-09</w:t>
       <w:br/>
       <w:br/>
     </w:r>

--- a/klagomål/A 3605-2025 FSC-klagomål.docx
+++ b/klagomål/A 3605-2025 FSC-klagomål.docx
@@ -662,7 +662,7 @@
     <w:r>
       <w:tab/>
       <w:tab/>
-      <w:t>2025-02-09</w:t>
+      <w:t>2025-02-10</w:t>
       <w:br/>
       <w:br/>
     </w:r>

--- a/klagomål/A 3605-2025 FSC-klagomål.docx
+++ b/klagomål/A 3605-2025 FSC-klagomål.docx
@@ -662,7 +662,7 @@
     <w:r>
       <w:tab/>
       <w:tab/>
-      <w:t>2025-02-10</w:t>
+      <w:t>2025-02-11</w:t>
       <w:br/>
       <w:br/>
     </w:r>

--- a/klagomål/A 3605-2025 FSC-klagomål.docx
+++ b/klagomål/A 3605-2025 FSC-klagomål.docx
@@ -662,7 +662,7 @@
     <w:r>
       <w:tab/>
       <w:tab/>
-      <w:t>2025-02-11</w:t>
+      <w:t>2025-02-12</w:t>
       <w:br/>
       <w:br/>
     </w:r>

--- a/klagomål/A 3605-2025 FSC-klagomål.docx
+++ b/klagomål/A 3605-2025 FSC-klagomål.docx
@@ -662,7 +662,7 @@
     <w:r>
       <w:tab/>
       <w:tab/>
-      <w:t>2025-02-12</w:t>
+      <w:t>2025-02-13</w:t>
       <w:br/>
       <w:br/>
     </w:r>

--- a/klagomål/A 3605-2025 FSC-klagomål.docx
+++ b/klagomål/A 3605-2025 FSC-klagomål.docx
@@ -662,7 +662,7 @@
     <w:r>
       <w:tab/>
       <w:tab/>
-      <w:t>2025-02-13</w:t>
+      <w:t>2025-02-14</w:t>
       <w:br/>
       <w:br/>
     </w:r>

--- a/klagomål/A 3605-2025 FSC-klagomål.docx
+++ b/klagomål/A 3605-2025 FSC-klagomål.docx
@@ -662,7 +662,7 @@
     <w:r>
       <w:tab/>
       <w:tab/>
-      <w:t>2025-02-14</w:t>
+      <w:t>2025-02-15</w:t>
       <w:br/>
       <w:br/>
     </w:r>

--- a/klagomål/A 3605-2025 FSC-klagomål.docx
+++ b/klagomål/A 3605-2025 FSC-klagomål.docx
@@ -662,7 +662,7 @@
     <w:r>
       <w:tab/>
       <w:tab/>
-      <w:t>2025-02-15</w:t>
+      <w:t>2025-02-16</w:t>
       <w:br/>
       <w:br/>
     </w:r>

--- a/klagomål/A 3605-2025 FSC-klagomål.docx
+++ b/klagomål/A 3605-2025 FSC-klagomål.docx
@@ -662,7 +662,7 @@
     <w:r>
       <w:tab/>
       <w:tab/>
-      <w:t>2025-02-16</w:t>
+      <w:t>2025-02-17</w:t>
       <w:br/>
       <w:br/>
     </w:r>

--- a/klagomål/A 3605-2025 FSC-klagomål.docx
+++ b/klagomål/A 3605-2025 FSC-klagomål.docx
@@ -662,7 +662,7 @@
     <w:r>
       <w:tab/>
       <w:tab/>
-      <w:t>2025-02-17</w:t>
+      <w:t>2025-02-18</w:t>
       <w:br/>
       <w:br/>
     </w:r>

--- a/klagomål/A 3605-2025 FSC-klagomål.docx
+++ b/klagomål/A 3605-2025 FSC-klagomål.docx
@@ -662,7 +662,7 @@
     <w:r>
       <w:tab/>
       <w:tab/>
-      <w:t>2025-02-18</w:t>
+      <w:t>2025-02-19</w:t>
       <w:br/>
       <w:br/>
     </w:r>

--- a/klagomål/A 3605-2025 FSC-klagomål.docx
+++ b/klagomål/A 3605-2025 FSC-klagomål.docx
@@ -662,7 +662,7 @@
     <w:r>
       <w:tab/>
       <w:tab/>
-      <w:t>2025-02-19</w:t>
+      <w:t>2025-02-20</w:t>
       <w:br/>
       <w:br/>
     </w:r>

--- a/klagomål/A 3605-2025 FSC-klagomål.docx
+++ b/klagomål/A 3605-2025 FSC-klagomål.docx
@@ -662,7 +662,7 @@
     <w:r>
       <w:tab/>
       <w:tab/>
-      <w:t>2025-02-20</w:t>
+      <w:t>2025-02-21</w:t>
       <w:br/>
       <w:br/>
     </w:r>

--- a/klagomål/A 3605-2025 FSC-klagomål.docx
+++ b/klagomål/A 3605-2025 FSC-klagomål.docx
@@ -662,7 +662,7 @@
     <w:r>
       <w:tab/>
       <w:tab/>
-      <w:t>2025-02-21</w:t>
+      <w:t>2025-02-22</w:t>
       <w:br/>
       <w:br/>
     </w:r>

--- a/klagomål/A 3605-2025 FSC-klagomål.docx
+++ b/klagomål/A 3605-2025 FSC-klagomål.docx
@@ -662,7 +662,7 @@
     <w:r>
       <w:tab/>
       <w:tab/>
-      <w:t>2025-02-22</w:t>
+      <w:t>2025-02-23</w:t>
       <w:br/>
       <w:br/>
     </w:r>

--- a/klagomål/A 3605-2025 FSC-klagomål.docx
+++ b/klagomål/A 3605-2025 FSC-klagomål.docx
@@ -662,7 +662,7 @@
     <w:r>
       <w:tab/>
       <w:tab/>
-      <w:t>2025-03-02</w:t>
+      <w:t>2025-03-03</w:t>
       <w:br/>
       <w:br/>
     </w:r>

--- a/klagomål/A 3605-2025 FSC-klagomål.docx
+++ b/klagomål/A 3605-2025 FSC-klagomål.docx
@@ -662,7 +662,7 @@
     <w:r>
       <w:tab/>
       <w:tab/>
-      <w:t>2025-03-03</w:t>
+      <w:t>2025-03-04</w:t>
       <w:br/>
       <w:br/>
     </w:r>

--- a/klagomål/A 3605-2025 FSC-klagomål.docx
+++ b/klagomål/A 3605-2025 FSC-klagomål.docx
@@ -662,7 +662,7 @@
     <w:r>
       <w:tab/>
       <w:tab/>
-      <w:t>2025-03-04</w:t>
+      <w:t>2025-03-05</w:t>
       <w:br/>
       <w:br/>
     </w:r>

--- a/klagomål/A 3605-2025 FSC-klagomål.docx
+++ b/klagomål/A 3605-2025 FSC-klagomål.docx
@@ -662,7 +662,7 @@
     <w:r>
       <w:tab/>
       <w:tab/>
-      <w:t>2025-03-05</w:t>
+      <w:t>2025-03-06</w:t>
       <w:br/>
       <w:br/>
     </w:r>

--- a/klagomål/A 3605-2025 FSC-klagomål.docx
+++ b/klagomål/A 3605-2025 FSC-klagomål.docx
@@ -662,7 +662,7 @@
     <w:r>
       <w:tab/>
       <w:tab/>
-      <w:t>2025-03-06</w:t>
+      <w:t>2025-03-07</w:t>
       <w:br/>
       <w:br/>
     </w:r>

--- a/klagomål/A 3605-2025 FSC-klagomål.docx
+++ b/klagomål/A 3605-2025 FSC-klagomål.docx
@@ -662,7 +662,7 @@
     <w:r>
       <w:tab/>
       <w:tab/>
-      <w:t>2025-03-07</w:t>
+      <w:t>2025-03-08</w:t>
       <w:br/>
       <w:br/>
     </w:r>

--- a/klagomål/A 3605-2025 FSC-klagomål.docx
+++ b/klagomål/A 3605-2025 FSC-klagomål.docx
@@ -662,7 +662,7 @@
     <w:r>
       <w:tab/>
       <w:tab/>
-      <w:t>2025-03-08</w:t>
+      <w:t>2025-03-09</w:t>
       <w:br/>
       <w:br/>
     </w:r>

--- a/klagomål/A 3605-2025 FSC-klagomål.docx
+++ b/klagomål/A 3605-2025 FSC-klagomål.docx
@@ -662,7 +662,7 @@
     <w:r>
       <w:tab/>
       <w:tab/>
-      <w:t>2025-03-09</w:t>
+      <w:t>2025-03-10</w:t>
       <w:br/>
       <w:br/>
     </w:r>

--- a/klagomål/A 3605-2025 FSC-klagomål.docx
+++ b/klagomål/A 3605-2025 FSC-klagomål.docx
@@ -662,7 +662,7 @@
     <w:r>
       <w:tab/>
       <w:tab/>
-      <w:t>2025-03-10</w:t>
+      <w:t>2025-03-11</w:t>
       <w:br/>
       <w:br/>
     </w:r>

--- a/klagomål/A 3605-2025 FSC-klagomål.docx
+++ b/klagomål/A 3605-2025 FSC-klagomål.docx
@@ -662,7 +662,7 @@
     <w:r>
       <w:tab/>
       <w:tab/>
-      <w:t>2025-03-11</w:t>
+      <w:t>2025-03-12</w:t>
       <w:br/>
       <w:br/>
     </w:r>

--- a/klagomål/A 3605-2025 FSC-klagomål.docx
+++ b/klagomål/A 3605-2025 FSC-klagomål.docx
@@ -662,7 +662,7 @@
     <w:r>
       <w:tab/>
       <w:tab/>
-      <w:t>2025-03-12</w:t>
+      <w:t>2025-03-13</w:t>
       <w:br/>
       <w:br/>
     </w:r>

--- a/klagomål/A 3605-2025 FSC-klagomål.docx
+++ b/klagomål/A 3605-2025 FSC-klagomål.docx
@@ -662,7 +662,7 @@
     <w:r>
       <w:tab/>
       <w:tab/>
-      <w:t>2025-03-13</w:t>
+      <w:t>2025-03-14</w:t>
       <w:br/>
       <w:br/>
     </w:r>

--- a/klagomål/A 3605-2025 FSC-klagomål.docx
+++ b/klagomål/A 3605-2025 FSC-klagomål.docx
@@ -662,7 +662,7 @@
     <w:r>
       <w:tab/>
       <w:tab/>
-      <w:t>2025-03-14</w:t>
+      <w:t>2025-03-15</w:t>
       <w:br/>
       <w:br/>
     </w:r>

--- a/klagomål/A 3605-2025 FSC-klagomål.docx
+++ b/klagomål/A 3605-2025 FSC-klagomål.docx
@@ -662,7 +662,7 @@
     <w:r>
       <w:tab/>
       <w:tab/>
-      <w:t>2025-03-15</w:t>
+      <w:t>2025-03-16</w:t>
       <w:br/>
       <w:br/>
     </w:r>

--- a/klagomål/A 3605-2025 FSC-klagomål.docx
+++ b/klagomål/A 3605-2025 FSC-klagomål.docx
@@ -662,7 +662,7 @@
     <w:r>
       <w:tab/>
       <w:tab/>
-      <w:t>2025-03-16</w:t>
+      <w:t>2025-03-17</w:t>
       <w:br/>
       <w:br/>
     </w:r>

--- a/klagomål/A 3605-2025 FSC-klagomål.docx
+++ b/klagomål/A 3605-2025 FSC-klagomål.docx
@@ -662,7 +662,7 @@
     <w:r>
       <w:tab/>
       <w:tab/>
-      <w:t>2025-03-17</w:t>
+      <w:t>2025-03-18</w:t>
       <w:br/>
       <w:br/>
     </w:r>

--- a/klagomål/A 3605-2025 FSC-klagomål.docx
+++ b/klagomål/A 3605-2025 FSC-klagomål.docx
@@ -662,7 +662,7 @@
     <w:r>
       <w:tab/>
       <w:tab/>
-      <w:t>2025-03-18</w:t>
+      <w:t>2025-03-19</w:t>
       <w:br/>
       <w:br/>
     </w:r>

--- a/klagomål/A 3605-2025 FSC-klagomål.docx
+++ b/klagomål/A 3605-2025 FSC-klagomål.docx
@@ -662,7 +662,7 @@
     <w:r>
       <w:tab/>
       <w:tab/>
-      <w:t>2025-03-19</w:t>
+      <w:t>2025-03-20</w:t>
       <w:br/>
       <w:br/>
     </w:r>

--- a/klagomål/A 3605-2025 FSC-klagomål.docx
+++ b/klagomål/A 3605-2025 FSC-klagomål.docx
@@ -662,7 +662,7 @@
     <w:r>
       <w:tab/>
       <w:tab/>
-      <w:t>2025-03-20</w:t>
+      <w:t>2025-03-21</w:t>
       <w:br/>
       <w:br/>
     </w:r>

--- a/klagomål/A 3605-2025 FSC-klagomål.docx
+++ b/klagomål/A 3605-2025 FSC-klagomål.docx
@@ -662,7 +662,7 @@
     <w:r>
       <w:tab/>
       <w:tab/>
-      <w:t>2025-03-21</w:t>
+      <w:t>2025-03-22</w:t>
       <w:br/>
       <w:br/>
     </w:r>

--- a/klagomål/A 3605-2025 FSC-klagomål.docx
+++ b/klagomål/A 3605-2025 FSC-klagomål.docx
@@ -662,7 +662,7 @@
     <w:r>
       <w:tab/>
       <w:tab/>
-      <w:t>2025-03-22</w:t>
+      <w:t>2025-03-23</w:t>
       <w:br/>
       <w:br/>
     </w:r>

--- a/klagomål/A 3605-2025 FSC-klagomål.docx
+++ b/klagomål/A 3605-2025 FSC-klagomål.docx
@@ -662,7 +662,7 @@
     <w:r>
       <w:tab/>
       <w:tab/>
-      <w:t>2025-03-23</w:t>
+      <w:t>2025-03-24</w:t>
       <w:br/>
       <w:br/>
     </w:r>

--- a/klagomål/A 3605-2025 FSC-klagomål.docx
+++ b/klagomål/A 3605-2025 FSC-klagomål.docx
@@ -662,7 +662,7 @@
     <w:r>
       <w:tab/>
       <w:tab/>
-      <w:t>2025-03-24</w:t>
+      <w:t>2025-03-25</w:t>
       <w:br/>
       <w:br/>
     </w:r>

--- a/klagomål/A 3605-2025 FSC-klagomål.docx
+++ b/klagomål/A 3605-2025 FSC-klagomål.docx
@@ -662,7 +662,7 @@
     <w:r>
       <w:tab/>
       <w:tab/>
-      <w:t>2025-03-25</w:t>
+      <w:t>2025-03-26</w:t>
       <w:br/>
       <w:br/>
     </w:r>

--- a/klagomål/A 3605-2025 FSC-klagomål.docx
+++ b/klagomål/A 3605-2025 FSC-klagomål.docx
@@ -662,7 +662,7 @@
     <w:r>
       <w:tab/>
       <w:tab/>
-      <w:t>2025-03-26</w:t>
+      <w:t>2025-03-27</w:t>
       <w:br/>
       <w:br/>
     </w:r>

--- a/klagomål/A 3605-2025 FSC-klagomål.docx
+++ b/klagomål/A 3605-2025 FSC-klagomål.docx
@@ -662,7 +662,7 @@
     <w:r>
       <w:tab/>
       <w:tab/>
-      <w:t>2025-03-27</w:t>
+      <w:t>2025-03-28</w:t>
       <w:br/>
       <w:br/>
     </w:r>

--- a/klagomål/A 3605-2025 FSC-klagomål.docx
+++ b/klagomål/A 3605-2025 FSC-klagomål.docx
@@ -662,7 +662,7 @@
     <w:r>
       <w:tab/>
       <w:tab/>
-      <w:t>2025-03-28</w:t>
+      <w:t>2025-03-29</w:t>
       <w:br/>
       <w:br/>
     </w:r>

--- a/klagomål/A 3605-2025 FSC-klagomål.docx
+++ b/klagomål/A 3605-2025 FSC-klagomål.docx
@@ -662,7 +662,7 @@
     <w:r>
       <w:tab/>
       <w:tab/>
-      <w:t>2025-04-02</w:t>
+      <w:t>2025-04-03</w:t>
       <w:br/>
       <w:br/>
     </w:r>

--- a/klagomål/A 3605-2025 FSC-klagomål.docx
+++ b/klagomål/A 3605-2025 FSC-klagomål.docx
@@ -662,7 +662,7 @@
     <w:r>
       <w:tab/>
       <w:tab/>
-      <w:t>2025-04-03</w:t>
+      <w:t>2025-04-05</w:t>
       <w:br/>
       <w:br/>
     </w:r>

--- a/klagomål/A 3605-2025 FSC-klagomål.docx
+++ b/klagomål/A 3605-2025 FSC-klagomål.docx
@@ -662,7 +662,7 @@
     <w:r>
       <w:tab/>
       <w:tab/>
-      <w:t>2025-04-05</w:t>
+      <w:t>2025-04-06</w:t>
       <w:br/>
       <w:br/>
     </w:r>

--- a/klagomål/A 3605-2025 FSC-klagomål.docx
+++ b/klagomål/A 3605-2025 FSC-klagomål.docx
@@ -662,7 +662,7 @@
     <w:r>
       <w:tab/>
       <w:tab/>
-      <w:t>2025-04-06</w:t>
+      <w:t>2025-04-07</w:t>
       <w:br/>
       <w:br/>
     </w:r>

--- a/klagomål/A 3605-2025 FSC-klagomål.docx
+++ b/klagomål/A 3605-2025 FSC-klagomål.docx
@@ -662,7 +662,7 @@
     <w:r>
       <w:tab/>
       <w:tab/>
-      <w:t>2025-04-07</w:t>
+      <w:t>2025-04-08</w:t>
       <w:br/>
       <w:br/>
     </w:r>

--- a/klagomål/A 3605-2025 FSC-klagomål.docx
+++ b/klagomål/A 3605-2025 FSC-klagomål.docx
@@ -662,7 +662,7 @@
     <w:r>
       <w:tab/>
       <w:tab/>
-      <w:t>2025-04-08</w:t>
+      <w:t>2025-04-09</w:t>
       <w:br/>
       <w:br/>
     </w:r>

--- a/klagomål/A 3605-2025 FSC-klagomål.docx
+++ b/klagomål/A 3605-2025 FSC-klagomål.docx
@@ -255,6 +255,35 @@
       </w:r>
       <w:r>
         <w:t>, rödlistad som nära hotad, är en mycket bra signalart för boreal granskog och indikerar ett gran-skogsekosystem med lång kontinuitet av grova lågor. Arten är placerad i toppen av Skogsstyrelsens värdepyramid för bedömning av skog med höga naturvärden och har klassats som en “urskogsindikator”, då den förekommer med ett tydligt optimum i helt eller nästan helt orörda skogar (Nitare &amp; Skogsstyrelsen, 2019).</w:t>
+      </w:r>
+    </w:p>
+    <w:p>
+      <w:r>
+        <w:rPr>
+          <w:b/>
+        </w:rPr>
+        <w:t>Ullticka (NT)</w:t>
+      </w:r>
+      <w:r>
+        <w:t xml:space="preserve"> är knuten till restbestånd av barrnaturskog och förekommer med ett tydligt optimum i orörda eller måttligt påverkade gamla granskogar där det föreligger viss kontinuitet av grov död ved. Ullticka är en bra signalart inom hela sitt utbredningsområde och i södra Sverige är den sällsynt och en god signalart för skyddsvärda granskogsmiljöer. Den hotas av avverkning och fragmentering av naturskog och äldre granskog med lång trädkontinuitet. På ullticka kan ibland ulltickeporing (VU) påträffas - det är en sällsynt ticka som nyligen delats upp i tre olika arter: </w:t>
+      </w:r>
+      <w:r>
+        <w:rPr>
+          <w:i/>
+        </w:rPr>
+        <w:t xml:space="preserve">Skeletocutis brevispora </w:t>
+      </w:r>
+      <w:r>
+        <w:t>(ulltickeporing)</w:t>
+      </w:r>
+      <w:r>
+        <w:rPr>
+          <w:i/>
+        </w:rPr>
+        <w:t>, Skeletocutis delicata och Skeletocutis exilis</w:t>
+      </w:r>
+      <w:r>
+        <w:t>. De två sistnämnda arterna står för närvarande (2020) som ej bedömda i rödlistan (SLU Artdatabanken, 2024; Nitare &amp; Skogsstyrelsen, 2019; Miettinen &amp; Niemelä, 2018).</w:t>
       </w:r>
     </w:p>
     <w:p>
@@ -662,7 +691,7 @@
     <w:r>
       <w:tab/>
       <w:tab/>
-      <w:t>2025-04-09</w:t>
+      <w:t>2025-04-10</w:t>
       <w:br/>
       <w:br/>
     </w:r>

--- a/klagomål/A 3605-2025 FSC-klagomål.docx
+++ b/klagomål/A 3605-2025 FSC-klagomål.docx
@@ -691,7 +691,7 @@
     <w:r>
       <w:tab/>
       <w:tab/>
-      <w:t>2025-04-10</w:t>
+      <w:t>2025-04-11</w:t>
       <w:br/>
       <w:br/>
     </w:r>

--- a/klagomål/A 3605-2025 FSC-klagomål.docx
+++ b/klagomål/A 3605-2025 FSC-klagomål.docx
@@ -691,7 +691,7 @@
     <w:r>
       <w:tab/>
       <w:tab/>
-      <w:t>2025-04-11</w:t>
+      <w:t>2025-04-12</w:t>
       <w:br/>
       <w:br/>
     </w:r>

--- a/klagomål/A 3605-2025 FSC-klagomål.docx
+++ b/klagomål/A 3605-2025 FSC-klagomål.docx
@@ -691,7 +691,7 @@
     <w:r>
       <w:tab/>
       <w:tab/>
-      <w:t>2025-04-12</w:t>
+      <w:t>2025-04-13</w:t>
       <w:br/>
       <w:br/>
     </w:r>

--- a/klagomål/A 3605-2025 FSC-klagomål.docx
+++ b/klagomål/A 3605-2025 FSC-klagomål.docx
@@ -691,7 +691,7 @@
     <w:r>
       <w:tab/>
       <w:tab/>
-      <w:t>2025-04-13</w:t>
+      <w:t>2025-04-14</w:t>
       <w:br/>
       <w:br/>
     </w:r>

--- a/klagomål/A 3605-2025 FSC-klagomål.docx
+++ b/klagomål/A 3605-2025 FSC-klagomål.docx
@@ -691,7 +691,7 @@
     <w:r>
       <w:tab/>
       <w:tab/>
-      <w:t>2025-04-14</w:t>
+      <w:t>2025-04-15</w:t>
       <w:br/>
       <w:br/>
     </w:r>

--- a/klagomål/A 3605-2025 FSC-klagomål.docx
+++ b/klagomål/A 3605-2025 FSC-klagomål.docx
@@ -691,7 +691,7 @@
     <w:r>
       <w:tab/>
       <w:tab/>
-      <w:t>2025-04-15</w:t>
+      <w:t>2025-04-16</w:t>
       <w:br/>
       <w:br/>
     </w:r>

--- a/klagomål/A 3605-2025 FSC-klagomål.docx
+++ b/klagomål/A 3605-2025 FSC-klagomål.docx
@@ -691,7 +691,7 @@
     <w:r>
       <w:tab/>
       <w:tab/>
-      <w:t>2025-04-16</w:t>
+      <w:t>2025-04-17</w:t>
       <w:br/>
       <w:br/>
     </w:r>

--- a/klagomål/A 3605-2025 FSC-klagomål.docx
+++ b/klagomål/A 3605-2025 FSC-klagomål.docx
@@ -691,7 +691,7 @@
     <w:r>
       <w:tab/>
       <w:tab/>
-      <w:t>2025-04-17</w:t>
+      <w:t>2025-04-18</w:t>
       <w:br/>
       <w:br/>
     </w:r>

--- a/klagomål/A 3605-2025 FSC-klagomål.docx
+++ b/klagomål/A 3605-2025 FSC-klagomål.docx
@@ -691,7 +691,7 @@
     <w:r>
       <w:tab/>
       <w:tab/>
-      <w:t>2025-04-18</w:t>
+      <w:t>2025-04-19</w:t>
       <w:br/>
       <w:br/>
     </w:r>

--- a/klagomål/A 3605-2025 FSC-klagomål.docx
+++ b/klagomål/A 3605-2025 FSC-klagomål.docx
@@ -713,7 +713,7 @@
     <w:r>
       <w:tab/>
       <w:tab/>
-      <w:t>2025-05-03</w:t>
+      <w:t>2025-05-04</w:t>
       <w:br/>
       <w:br/>
     </w:r>

--- a/klagomål/A 3605-2025 FSC-klagomål.docx
+++ b/klagomål/A 3605-2025 FSC-klagomål.docx
@@ -713,7 +713,7 @@
     <w:r>
       <w:tab/>
       <w:tab/>
-      <w:t>2025-05-04</w:t>
+      <w:t>2025-05-06</w:t>
       <w:br/>
       <w:br/>
     </w:r>

--- a/klagomål/A 3605-2025 FSC-klagomål.docx
+++ b/klagomål/A 3605-2025 FSC-klagomål.docx
@@ -713,7 +713,7 @@
     <w:r>
       <w:tab/>
       <w:tab/>
-      <w:t>2025-05-06</w:t>
+      <w:t>2025-05-07</w:t>
       <w:br/>
       <w:br/>
     </w:r>

--- a/klagomål/A 3605-2025 FSC-klagomål.docx
+++ b/klagomål/A 3605-2025 FSC-klagomål.docx
@@ -713,7 +713,7 @@
     <w:r>
       <w:tab/>
       <w:tab/>
-      <w:t>2025-05-07</w:t>
+      <w:t>2025-05-08</w:t>
       <w:br/>
       <w:br/>
     </w:r>

--- a/klagomål/A 3605-2025 FSC-klagomål.docx
+++ b/klagomål/A 3605-2025 FSC-klagomål.docx
@@ -713,7 +713,7 @@
     <w:r>
       <w:tab/>
       <w:tab/>
-      <w:t>2025-05-08</w:t>
+      <w:t>2025-05-09</w:t>
       <w:br/>
       <w:br/>
     </w:r>

--- a/klagomål/A 3605-2025 FSC-klagomål.docx
+++ b/klagomål/A 3605-2025 FSC-klagomål.docx
@@ -713,7 +713,7 @@
     <w:r>
       <w:tab/>
       <w:tab/>
-      <w:t>2025-05-09</w:t>
+      <w:t>2025-05-10</w:t>
       <w:br/>
       <w:br/>
     </w:r>

--- a/klagomål/A 3605-2025 FSC-klagomål.docx
+++ b/klagomål/A 3605-2025 FSC-klagomål.docx
@@ -713,7 +713,7 @@
     <w:r>
       <w:tab/>
       <w:tab/>
-      <w:t>2025-05-10</w:t>
+      <w:t>2025-05-11</w:t>
       <w:br/>
       <w:br/>
     </w:r>

--- a/klagomål/A 3605-2025 FSC-klagomål.docx
+++ b/klagomål/A 3605-2025 FSC-klagomål.docx
@@ -713,7 +713,7 @@
     <w:r>
       <w:tab/>
       <w:tab/>
-      <w:t>2025-05-11</w:t>
+      <w:t>2025-05-12</w:t>
       <w:br/>
       <w:br/>
     </w:r>

--- a/klagomål/A 3605-2025 FSC-klagomål.docx
+++ b/klagomål/A 3605-2025 FSC-klagomål.docx
@@ -713,7 +713,7 @@
     <w:r>
       <w:tab/>
       <w:tab/>
-      <w:t>2025-05-12</w:t>
+      <w:t>2025-05-13</w:t>
       <w:br/>
       <w:br/>
     </w:r>

--- a/klagomål/A 3605-2025 FSC-klagomål.docx
+++ b/klagomål/A 3605-2025 FSC-klagomål.docx
@@ -713,7 +713,7 @@
     <w:r>
       <w:tab/>
       <w:tab/>
-      <w:t>2025-05-13</w:t>
+      <w:t>2025-05-14</w:t>
       <w:br/>
       <w:br/>
     </w:r>

--- a/klagomål/A 3605-2025 FSC-klagomål.docx
+++ b/klagomål/A 3605-2025 FSC-klagomål.docx
@@ -713,7 +713,7 @@
     <w:r>
       <w:tab/>
       <w:tab/>
-      <w:t>2025-05-14</w:t>
+      <w:t>2025-05-15</w:t>
       <w:br/>
       <w:br/>
     </w:r>

--- a/klagomål/A 3605-2025 FSC-klagomål.docx
+++ b/klagomål/A 3605-2025 FSC-klagomål.docx
@@ -713,7 +713,7 @@
     <w:r>
       <w:tab/>
       <w:tab/>
-      <w:t>2025-05-15</w:t>
+      <w:t>2025-05-16</w:t>
       <w:br/>
       <w:br/>
     </w:r>

--- a/klagomål/A 3605-2025 FSC-klagomål.docx
+++ b/klagomål/A 3605-2025 FSC-klagomål.docx
@@ -713,7 +713,7 @@
     <w:r>
       <w:tab/>
       <w:tab/>
-      <w:t>2025-05-16</w:t>
+      <w:t>2025-05-17</w:t>
       <w:br/>
       <w:br/>
     </w:r>

--- a/klagomål/A 3605-2025 FSC-klagomål.docx
+++ b/klagomål/A 3605-2025 FSC-klagomål.docx
@@ -713,7 +713,7 @@
     <w:r>
       <w:tab/>
       <w:tab/>
-      <w:t>2025-05-17</w:t>
+      <w:t>2025-05-18</w:t>
       <w:br/>
       <w:br/>
     </w:r>

--- a/klagomål/A 3605-2025 FSC-klagomål.docx
+++ b/klagomål/A 3605-2025 FSC-klagomål.docx
@@ -713,7 +713,7 @@
     <w:r>
       <w:tab/>
       <w:tab/>
-      <w:t>2025-05-18</w:t>
+      <w:t>2025-05-19</w:t>
       <w:br/>
       <w:br/>
     </w:r>

--- a/klagomål/A 3605-2025 FSC-klagomål.docx
+++ b/klagomål/A 3605-2025 FSC-klagomål.docx
@@ -713,7 +713,7 @@
     <w:r>
       <w:tab/>
       <w:tab/>
-      <w:t>2025-05-19</w:t>
+      <w:t>2025-05-20</w:t>
       <w:br/>
       <w:br/>
     </w:r>

--- a/klagomål/A 3605-2025 FSC-klagomål.docx
+++ b/klagomål/A 3605-2025 FSC-klagomål.docx
@@ -713,7 +713,7 @@
     <w:r>
       <w:tab/>
       <w:tab/>
-      <w:t>2025-05-20</w:t>
+      <w:t>2025-05-21</w:t>
       <w:br/>
       <w:br/>
     </w:r>

--- a/klagomål/A 3605-2025 FSC-klagomål.docx
+++ b/klagomål/A 3605-2025 FSC-klagomål.docx
@@ -713,7 +713,7 @@
     <w:r>
       <w:tab/>
       <w:tab/>
-      <w:t>2025-05-21</w:t>
+      <w:t>2025-05-22</w:t>
       <w:br/>
       <w:br/>
     </w:r>

--- a/klagomål/A 3605-2025 FSC-klagomål.docx
+++ b/klagomål/A 3605-2025 FSC-klagomål.docx
@@ -713,7 +713,7 @@
     <w:r>
       <w:tab/>
       <w:tab/>
-      <w:t>2025-05-22</w:t>
+      <w:t>2025-05-23</w:t>
       <w:br/>
       <w:br/>
     </w:r>

--- a/klagomål/A 3605-2025 FSC-klagomål.docx
+++ b/klagomål/A 3605-2025 FSC-klagomål.docx
@@ -713,7 +713,7 @@
     <w:r>
       <w:tab/>
       <w:tab/>
-      <w:t>2025-05-23</w:t>
+      <w:t>2025-05-24</w:t>
       <w:br/>
       <w:br/>
     </w:r>

--- a/klagomål/A 3605-2025 FSC-klagomål.docx
+++ b/klagomål/A 3605-2025 FSC-klagomål.docx
@@ -713,7 +713,7 @@
     <w:r>
       <w:tab/>
       <w:tab/>
-      <w:t>2025-05-24</w:t>
+      <w:t>2025-05-25</w:t>
       <w:br/>
       <w:br/>
     </w:r>

--- a/klagomål/A 3605-2025 FSC-klagomål.docx
+++ b/klagomål/A 3605-2025 FSC-klagomål.docx
@@ -713,7 +713,7 @@
     <w:r>
       <w:tab/>
       <w:tab/>
-      <w:t>2025-05-25</w:t>
+      <w:t>2025-05-26</w:t>
       <w:br/>
       <w:br/>
     </w:r>

--- a/klagomål/A 3605-2025 FSC-klagomål.docx
+++ b/klagomål/A 3605-2025 FSC-klagomål.docx
@@ -713,7 +713,7 @@
     <w:r>
       <w:tab/>
       <w:tab/>
-      <w:t>2025-05-26</w:t>
+      <w:t>2025-05-27</w:t>
       <w:br/>
       <w:br/>
     </w:r>

--- a/klagomål/A 3605-2025 FSC-klagomål.docx
+++ b/klagomål/A 3605-2025 FSC-klagomål.docx
@@ -277,6 +277,33 @@
       </w:r>
       <w:r>
         <w:t xml:space="preserve"> är normalt en mycket bra signalart för granskogar med höga naturvärden. Även när svampen påträffas i mer påverkade skogar är det nästan alltid fråga om skogsmiljöer i sena successionsstadier med höga naturvärden. Skogsskötselåtgärder på eller i omedelbar närhet av växtplatserna kan innebära ett hot mot arten (SLU Artdatabanken, 2024; Nitare &amp; Skogsstyrelsen, 2019).</w:t>
+      </w:r>
+    </w:p>
+    <w:p>
+      <w:r>
+        <w:rPr>
+          <w:b/>
+          <w:i/>
+        </w:rPr>
+        <w:t xml:space="preserve">Leptoporus mollis </w:t>
+      </w:r>
+      <w:r>
+        <w:rPr>
+          <w:b/>
+        </w:rPr>
+        <w:t>(NT)</w:t>
+      </w:r>
+      <w:r>
+        <w:t xml:space="preserve"> är granens kötticka och har klassificerats som ”gammelskogsindikator”, då den förekommer med ett tydligt optimum i äldre barrskogar, främst fuktiga granskogar. Den har högst signalvärde söder om den naturliga norrlandsgränsen </w:t>
+      </w:r>
+      <w:r>
+        <w:rPr>
+          <w:i/>
+        </w:rPr>
+        <w:t>limes norrlandicus</w:t>
+      </w:r>
+      <w:r>
+        <w:t>, men signalerar vanligtvis höga naturvärden även i Norrland. Arten är knuten till miljöer med konstant luftfuktighet och känslig för uttorkning som en avverkning kan medföra. Den totala populationen bedöms därför ha minskat under de senaste 30 åren och fortsätter att minska i takt med att grankontinuitetsskogar (skogar som inte kalavverkats) minskar i areal, samtidigt som att lämpliga miljöer inte återskapas i samma takt (SLU Artdatabanken, 2024; Nitare &amp; Skogsstyrelsen, 2019).</w:t>
       </w:r>
     </w:p>
     <w:p>
@@ -713,7 +740,7 @@
     <w:r>
       <w:tab/>
       <w:tab/>
-      <w:t>2025-05-27</w:t>
+      <w:t>2025-05-30</w:t>
       <w:br/>
       <w:br/>
     </w:r>

--- a/klagomål/A 3605-2025 FSC-klagomål.docx
+++ b/klagomål/A 3605-2025 FSC-klagomål.docx
@@ -740,7 +740,7 @@
     <w:r>
       <w:tab/>
       <w:tab/>
-      <w:t>2025-05-30</w:t>
+      <w:t>2025-06-01</w:t>
       <w:br/>
       <w:br/>
     </w:r>

--- a/klagomål/A 3605-2025 FSC-klagomål.docx
+++ b/klagomål/A 3605-2025 FSC-klagomål.docx
@@ -740,7 +740,7 @@
     <w:r>
       <w:tab/>
       <w:tab/>
-      <w:t>2025-06-01</w:t>
+      <w:t>2025-06-02</w:t>
       <w:br/>
       <w:br/>
     </w:r>

--- a/klagomål/A 3605-2025 FSC-klagomål.docx
+++ b/klagomål/A 3605-2025 FSC-klagomål.docx
@@ -740,7 +740,7 @@
     <w:r>
       <w:tab/>
       <w:tab/>
-      <w:t>2025-06-02</w:t>
+      <w:t>2025-06-03</w:t>
       <w:br/>
       <w:br/>
     </w:r>

--- a/klagomål/A 3605-2025 FSC-klagomål.docx
+++ b/klagomål/A 3605-2025 FSC-klagomål.docx
@@ -740,7 +740,7 @@
     <w:r>
       <w:tab/>
       <w:tab/>
-      <w:t>2025-06-03</w:t>
+      <w:t>2025-06-04</w:t>
       <w:br/>
       <w:br/>
     </w:r>

--- a/klagomål/A 3605-2025 FSC-klagomål.docx
+++ b/klagomål/A 3605-2025 FSC-klagomål.docx
@@ -740,7 +740,7 @@
     <w:r>
       <w:tab/>
       <w:tab/>
-      <w:t>2025-06-04</w:t>
+      <w:t>2025-06-05</w:t>
       <w:br/>
       <w:br/>
     </w:r>

--- a/klagomål/A 3605-2025 FSC-klagomål.docx
+++ b/klagomål/A 3605-2025 FSC-klagomål.docx
@@ -740,7 +740,7 @@
     <w:r>
       <w:tab/>
       <w:tab/>
-      <w:t>2025-06-05</w:t>
+      <w:t>2025-06-13</w:t>
       <w:br/>
       <w:br/>
     </w:r>

--- a/klagomål/A 3605-2025 FSC-klagomål.docx
+++ b/klagomål/A 3605-2025 FSC-klagomål.docx
@@ -740,7 +740,7 @@
     <w:r>
       <w:tab/>
       <w:tab/>
-      <w:t>2025-06-13</w:t>
+      <w:t>2025-06-15</w:t>
       <w:br/>
       <w:br/>
     </w:r>

--- a/klagomål/A 3605-2025 FSC-klagomål.docx
+++ b/klagomål/A 3605-2025 FSC-klagomål.docx
@@ -740,7 +740,7 @@
     <w:r>
       <w:tab/>
       <w:tab/>
-      <w:t>2025-06-15</w:t>
+      <w:t>2025-06-16</w:t>
       <w:br/>
       <w:br/>
     </w:r>

--- a/klagomål/A 3605-2025 FSC-klagomål.docx
+++ b/klagomål/A 3605-2025 FSC-klagomål.docx
@@ -740,7 +740,7 @@
     <w:r>
       <w:tab/>
       <w:tab/>
-      <w:t>2025-06-16</w:t>
+      <w:t>2025-06-17</w:t>
       <w:br/>
       <w:br/>
     </w:r>

--- a/klagomål/A 3605-2025 FSC-klagomål.docx
+++ b/klagomål/A 3605-2025 FSC-klagomål.docx
@@ -740,7 +740,7 @@
     <w:r>
       <w:tab/>
       <w:tab/>
-      <w:t>2025-06-17</w:t>
+      <w:t>2025-06-18</w:t>
       <w:br/>
       <w:br/>
     </w:r>

--- a/klagomål/A 3605-2025 FSC-klagomål.docx
+++ b/klagomål/A 3605-2025 FSC-klagomål.docx
@@ -740,7 +740,7 @@
     <w:r>
       <w:tab/>
       <w:tab/>
-      <w:t>2025-06-18</w:t>
+      <w:t>2025-06-19</w:t>
       <w:br/>
       <w:br/>
     </w:r>

--- a/klagomål/A 3605-2025 FSC-klagomål.docx
+++ b/klagomål/A 3605-2025 FSC-klagomål.docx
@@ -740,7 +740,7 @@
     <w:r>
       <w:tab/>
       <w:tab/>
-      <w:t>2025-06-19</w:t>
+      <w:t>2025-06-20</w:t>
       <w:br/>
       <w:br/>
     </w:r>

--- a/klagomål/A 3605-2025 FSC-klagomål.docx
+++ b/klagomål/A 3605-2025 FSC-klagomål.docx
@@ -740,7 +740,7 @@
     <w:r>
       <w:tab/>
       <w:tab/>
-      <w:t>2025-06-20</w:t>
+      <w:t>2025-06-21</w:t>
       <w:br/>
       <w:br/>
     </w:r>

--- a/klagomål/A 3605-2025 FSC-klagomål.docx
+++ b/klagomål/A 3605-2025 FSC-klagomål.docx
@@ -740,7 +740,7 @@
     <w:r>
       <w:tab/>
       <w:tab/>
-      <w:t>2025-06-21</w:t>
+      <w:t>2025-06-22</w:t>
       <w:br/>
       <w:br/>
     </w:r>

--- a/klagomål/A 3605-2025 FSC-klagomål.docx
+++ b/klagomål/A 3605-2025 FSC-klagomål.docx
@@ -740,7 +740,7 @@
     <w:r>
       <w:tab/>
       <w:tab/>
-      <w:t>2025-06-22</w:t>
+      <w:t>2025-06-23</w:t>
       <w:br/>
       <w:br/>
     </w:r>

--- a/klagomål/A 3605-2025 FSC-klagomål.docx
+++ b/klagomål/A 3605-2025 FSC-klagomål.docx
@@ -740,7 +740,7 @@
     <w:r>
       <w:tab/>
       <w:tab/>
-      <w:t>2025-06-23</w:t>
+      <w:t>2025-06-24</w:t>
       <w:br/>
       <w:br/>
     </w:r>

--- a/klagomål/A 3605-2025 FSC-klagomål.docx
+++ b/klagomål/A 3605-2025 FSC-klagomål.docx
@@ -740,7 +740,7 @@
     <w:r>
       <w:tab/>
       <w:tab/>
-      <w:t>2025-06-24</w:t>
+      <w:t>2025-06-25</w:t>
       <w:br/>
       <w:br/>
     </w:r>

--- a/klagomål/A 3605-2025 FSC-klagomål.docx
+++ b/klagomål/A 3605-2025 FSC-klagomål.docx
@@ -740,7 +740,7 @@
     <w:r>
       <w:tab/>
       <w:tab/>
-      <w:t>2025-06-25</w:t>
+      <w:t>2025-06-26</w:t>
       <w:br/>
       <w:br/>
     </w:r>

--- a/klagomål/A 3605-2025 FSC-klagomål.docx
+++ b/klagomål/A 3605-2025 FSC-klagomål.docx
@@ -740,7 +740,7 @@
     <w:r>
       <w:tab/>
       <w:tab/>
-      <w:t>2025-06-26</w:t>
+      <w:t>2025-06-27</w:t>
       <w:br/>
       <w:br/>
     </w:r>

--- a/klagomål/A 3605-2025 FSC-klagomål.docx
+++ b/klagomål/A 3605-2025 FSC-klagomål.docx
@@ -740,7 +740,7 @@
     <w:r>
       <w:tab/>
       <w:tab/>
-      <w:t>2025-06-27</w:t>
+      <w:t>2025-06-28</w:t>
       <w:br/>
       <w:br/>
     </w:r>

--- a/klagomål/A 3605-2025 FSC-klagomål.docx
+++ b/klagomål/A 3605-2025 FSC-klagomål.docx
@@ -740,7 +740,7 @@
     <w:r>
       <w:tab/>
       <w:tab/>
-      <w:t>2025-06-28</w:t>
+      <w:t>2025-06-29</w:t>
       <w:br/>
       <w:br/>
     </w:r>

--- a/klagomål/A 3605-2025 FSC-klagomål.docx
+++ b/klagomål/A 3605-2025 FSC-klagomål.docx
@@ -740,7 +740,7 @@
     <w:r>
       <w:tab/>
       <w:tab/>
-      <w:t>2025-06-29</w:t>
+      <w:t>2025-06-30</w:t>
       <w:br/>
       <w:br/>
     </w:r>

--- a/klagomål/A 3605-2025 FSC-klagomål.docx
+++ b/klagomål/A 3605-2025 FSC-klagomål.docx
@@ -740,7 +740,7 @@
     <w:r>
       <w:tab/>
       <w:tab/>
-      <w:t>2025-06-30</w:t>
+      <w:t>2025-07-01</w:t>
       <w:br/>
       <w:br/>
     </w:r>

--- a/klagomål/A 3605-2025 FSC-klagomål.docx
+++ b/klagomål/A 3605-2025 FSC-klagomål.docx
@@ -740,7 +740,7 @@
     <w:r>
       <w:tab/>
       <w:tab/>
-      <w:t>2025-07-01</w:t>
+      <w:t>2025-07-02</w:t>
       <w:br/>
       <w:br/>
     </w:r>

--- a/klagomål/A 3605-2025 FSC-klagomål.docx
+++ b/klagomål/A 3605-2025 FSC-klagomål.docx
@@ -740,7 +740,7 @@
     <w:r>
       <w:tab/>
       <w:tab/>
-      <w:t>2025-07-02</w:t>
+      <w:t>2025-07-03</w:t>
       <w:br/>
       <w:br/>
     </w:r>

--- a/klagomål/A 3605-2025 FSC-klagomål.docx
+++ b/klagomål/A 3605-2025 FSC-klagomål.docx
@@ -740,7 +740,7 @@
     <w:r>
       <w:tab/>
       <w:tab/>
-      <w:t>2025-07-03</w:t>
+      <w:t>2025-07-04</w:t>
       <w:br/>
       <w:br/>
     </w:r>

--- a/klagomål/A 3605-2025 FSC-klagomål.docx
+++ b/klagomål/A 3605-2025 FSC-klagomål.docx
@@ -740,7 +740,7 @@
     <w:r>
       <w:tab/>
       <w:tab/>
-      <w:t>2025-07-04</w:t>
+      <w:t>2025-07-05</w:t>
       <w:br/>
       <w:br/>
     </w:r>

--- a/klagomål/A 3605-2025 FSC-klagomål.docx
+++ b/klagomål/A 3605-2025 FSC-klagomål.docx
@@ -740,7 +740,7 @@
     <w:r>
       <w:tab/>
       <w:tab/>
-      <w:t>2025-07-05</w:t>
+      <w:t>2025-07-06</w:t>
       <w:br/>
       <w:br/>
     </w:r>

--- a/klagomål/A 3605-2025 FSC-klagomål.docx
+++ b/klagomål/A 3605-2025 FSC-klagomål.docx
@@ -740,7 +740,7 @@
     <w:r>
       <w:tab/>
       <w:tab/>
-      <w:t>2025-07-06</w:t>
+      <w:t>2025-07-07</w:t>
       <w:br/>
       <w:br/>
     </w:r>

--- a/klagomål/A 3605-2025 FSC-klagomål.docx
+++ b/klagomål/A 3605-2025 FSC-klagomål.docx
@@ -740,7 +740,7 @@
     <w:r>
       <w:tab/>
       <w:tab/>
-      <w:t>2025-07-07</w:t>
+      <w:t>2025-07-08</w:t>
       <w:br/>
       <w:br/>
     </w:r>

--- a/klagomål/A 3605-2025 FSC-klagomål.docx
+++ b/klagomål/A 3605-2025 FSC-klagomål.docx
@@ -740,7 +740,7 @@
     <w:r>
       <w:tab/>
       <w:tab/>
-      <w:t>2025-07-08</w:t>
+      <w:t>2025-07-09</w:t>
       <w:br/>
       <w:br/>
     </w:r>

--- a/klagomål/A 3605-2025 FSC-klagomål.docx
+++ b/klagomål/A 3605-2025 FSC-klagomål.docx
@@ -740,7 +740,7 @@
     <w:r>
       <w:tab/>
       <w:tab/>
-      <w:t>2025-07-09</w:t>
+      <w:t>2025-07-11</w:t>
       <w:br/>
       <w:br/>
     </w:r>

--- a/klagomål/A 3605-2025 FSC-klagomål.docx
+++ b/klagomål/A 3605-2025 FSC-klagomål.docx
@@ -740,7 +740,7 @@
     <w:r>
       <w:tab/>
       <w:tab/>
-      <w:t>2025-07-11</w:t>
+      <w:t>2025-07-12</w:t>
       <w:br/>
       <w:br/>
     </w:r>

--- a/klagomål/A 3605-2025 FSC-klagomål.docx
+++ b/klagomål/A 3605-2025 FSC-klagomål.docx
@@ -740,7 +740,7 @@
     <w:r>
       <w:tab/>
       <w:tab/>
-      <w:t>2025-07-12</w:t>
+      <w:t>2025-07-13</w:t>
       <w:br/>
       <w:br/>
     </w:r>

--- a/klagomål/A 3605-2025 FSC-klagomål.docx
+++ b/klagomål/A 3605-2025 FSC-klagomål.docx
@@ -740,7 +740,7 @@
     <w:r>
       <w:tab/>
       <w:tab/>
-      <w:t>2025-07-13</w:t>
+      <w:t>2025-07-14</w:t>
       <w:br/>
       <w:br/>
     </w:r>

--- a/klagomål/A 3605-2025 FSC-klagomål.docx
+++ b/klagomål/A 3605-2025 FSC-klagomål.docx
@@ -740,7 +740,7 @@
     <w:r>
       <w:tab/>
       <w:tab/>
-      <w:t>2025-08-06</w:t>
+      <w:t>2025-08-09</w:t>
       <w:br/>
       <w:br/>
     </w:r>
